--- a/education-ai-suite/smart-classroom/components/report_generator/templates/report_template_zh.docx
+++ b/education-ai-suite/smart-classroom/components/report_generator/templates/report_template_zh.docx
@@ -58,7 +58,7 @@
         <w:pStyle w:val="ListNumber"/>
       </w:pPr>
       <w:r>
-        <w:t>实到：{attendance}人</w:t>
+        <w:t>实到：{attendance}</w:t>
       </w:r>
     </w:p>
     <w:p>
@@ -74,7 +74,7 @@
         <w:pStyle w:val="ListNumber"/>
       </w:pPr>
       <w:r>
-        <w:t>教师提问 {question_count} 次。</w:t>
+        <w:t>教师提问 {question_count}。</w:t>
       </w:r>
     </w:p>
     <w:p>
@@ -90,7 +90,7 @@
         <w:pStyle w:val="ListNumber"/>
       </w:pPr>
       <w:r>
-        <w:t>平均语速 {speaking_speed} 字/分。</w:t>
+        <w:t>平均语速 {speaking_speed}。</w:t>
       </w:r>
     </w:p>
     <w:p>
@@ -114,7 +114,7 @@
         <w:pStyle w:val="ListNumber"/>
       </w:pPr>
       <w:r>
-        <w:t>主动举手 {hand_raise_count} 人次。</w:t>
+        <w:t>主动举手 {hand_raise_count}。</w:t>
       </w:r>
     </w:p>
     <w:p>
@@ -122,7 +122,7 @@
         <w:pStyle w:val="ListNumber"/>
       </w:pPr>
       <w:r>
-        <w:t>人均举手次数：{hand_raise_avg} 次。</w:t>
+        <w:t>人均举手次数：{hand_raise_avg}。</w:t>
       </w:r>
     </w:p>
     <w:p>
@@ -135,7 +135,7 @@
     </w:p>
     <w:p>
       <w:r>
-        <w:t>系统自动提取{keywords_count}个关键词：{keywords}</w:t>
+        <w:t>系统自动提取关键词{keywords_count_note}：{keywords}</w:t>
       </w:r>
     </w:p>
     <w:p/>
